--- a/atelier/quickwin_153.docx
+++ b/atelier/quickwin_153.docx
@@ -494,7 +494,7 @@
         <w:spacing w:after="120"/>
       </w:pPr>
       <w:r>
-        <w:t xml:space="preserve">Ce document est un quick-win, pas un atelier : un simple geste de configuration de quelques minutes. Il s’agit de s’assurer, dans Settings &gt; Merge request approvals, que la protection empêchant de merger une MR sans l’approbation requise est bien active. C’est le réglage qui garantit qu’aucune MR ne peut être mergée sans avoir reçu son approbation — la traduction technique directe de la question Q05 (« des MR sont-elles mergées sans approbation ? »). Si les règles d’approbation de base ont été posées en Q02 (#138), ce réglage les complète en verrouillant le merge.</w:t>
+        <w:t xml:space="preserve">Ce document est un quick-win, pas un atelier : un simple geste de configuration de quelques minutes. Il s’agit de s’assurer, dans Settings &gt; Merge request approvals, que la protection empêchant de merger une MR sans l’approbation requise est bien active. C’est le réglage qui garantit qu’aucune MR ne peut être mergée sans avoir reçu son approbation — la traduction technique directe de la question Q05 (« des MR sont-elles mergées sans approbation ? »). Si les règles d’approbation de base ont été posées en Q02, ce réglage les complète en verrouillant le merge.</w:t>
       </w:r>
     </w:p>
     <w:tbl>
@@ -621,17 +621,17 @@
                 <w:sz w:val="18"/>
                 <w:szCs w:val="18"/>
               </w:rPr>
-              <w:t xml:space="preserve">  1. Vérifier qu'une règle d'approbation existe</w:t>
-            </w:r>
-          </w:p>
-          <w:p>
-            <w:r>
-              <w:rPr>
-                <w:rFonts w:ascii="Consolas" w:cs="Consolas" w:eastAsia="Consolas" w:hAnsi="Consolas"/>
-                <w:sz w:val="18"/>
-                <w:szCs w:val="18"/>
-              </w:rPr>
-              <w:t xml:space="preserve">       (Approvals required &gt;= 1, cf. Q02-138)</w:t>
+              <w:t xml:space="preserve"> 1. Vérifier qu'une règle d'approbation existe</w:t>
+            </w:r>
+          </w:p>
+          <w:p>
+            <w:r>
+              <w:rPr>
+                <w:rFonts w:ascii="Consolas" w:cs="Consolas" w:eastAsia="Consolas" w:hAnsi="Consolas"/>
+                <w:sz w:val="18"/>
+                <w:szCs w:val="18"/>
+              </w:rPr>
+              <w:t xml:space="preserve"> (Approvals required &gt;= 1, cf. Q02-138)</w:t>
             </w:r>
           </w:p>
           <w:p>
@@ -651,27 +651,27 @@
                 <w:sz w:val="18"/>
                 <w:szCs w:val="18"/>
               </w:rPr>
-              <w:t xml:space="preserve">  2. S'assurer que le merge est BLOQUÉ sans l'approbation</w:t>
-            </w:r>
-          </w:p>
-          <w:p>
-            <w:r>
-              <w:rPr>
-                <w:rFonts w:ascii="Consolas" w:cs="Consolas" w:eastAsia="Consolas" w:hAnsi="Consolas"/>
-                <w:sz w:val="18"/>
-                <w:szCs w:val="18"/>
-              </w:rPr>
-              <w:t xml:space="preserve">       requise : la MR ne peut pas être mergée tant que</w:t>
-            </w:r>
-          </w:p>
-          <w:p>
-            <w:r>
-              <w:rPr>
-                <w:rFonts w:ascii="Consolas" w:cs="Consolas" w:eastAsia="Consolas" w:hAnsi="Consolas"/>
-                <w:sz w:val="18"/>
-                <w:szCs w:val="18"/>
-              </w:rPr>
-              <w:t xml:space="preserve">       le nombre d'approbations requis n'est pas atteint</w:t>
+              <w:t xml:space="preserve"> 2. S'assurer que le merge est BLOQUÉ sans l'approbation</w:t>
+            </w:r>
+          </w:p>
+          <w:p>
+            <w:r>
+              <w:rPr>
+                <w:rFonts w:ascii="Consolas" w:cs="Consolas" w:eastAsia="Consolas" w:hAnsi="Consolas"/>
+                <w:sz w:val="18"/>
+                <w:szCs w:val="18"/>
+              </w:rPr>
+              <w:t xml:space="preserve"> requise : la MR ne peut pas être mergée tant que</w:t>
+            </w:r>
+          </w:p>
+          <w:p>
+            <w:r>
+              <w:rPr>
+                <w:rFonts w:ascii="Consolas" w:cs="Consolas" w:eastAsia="Consolas" w:hAnsi="Consolas"/>
+                <w:sz w:val="18"/>
+                <w:szCs w:val="18"/>
+              </w:rPr>
+              <w:t xml:space="preserve"> le nombre d'approbations requis n'est pas atteint</w:t>
             </w:r>
           </w:p>
           <w:p>
@@ -691,17 +691,17 @@
                 <w:sz w:val="18"/>
                 <w:szCs w:val="18"/>
               </w:rPr>
-              <w:t xml:space="preserve">  3. Appliquer sur les branches protégées (main)</w:t>
-            </w:r>
-          </w:p>
-          <w:p>
-            <w:r>
-              <w:rPr>
-                <w:rFonts w:ascii="Consolas" w:cs="Consolas" w:eastAsia="Consolas" w:hAnsi="Consolas"/>
-                <w:sz w:val="18"/>
-                <w:szCs w:val="18"/>
-              </w:rPr>
-              <w:t xml:space="preserve">       (cohérent avec la protection de branche, H03-93)</w:t>
+              <w:t xml:space="preserve"> 3. Appliquer sur les branches protégées (main)</w:t>
+            </w:r>
+          </w:p>
+          <w:p>
+            <w:r>
+              <w:rPr>
+                <w:rFonts w:ascii="Consolas" w:cs="Consolas" w:eastAsia="Consolas" w:hAnsi="Consolas"/>
+                <w:sz w:val="18"/>
+                <w:szCs w:val="18"/>
+              </w:rPr>
+              <w:t xml:space="preserve"> (cohérent avec la protection de branche, H03-93)</w:t>
             </w:r>
           </w:p>
           <w:p>
@@ -721,17 +721,17 @@
                 <w:sz w:val="18"/>
                 <w:szCs w:val="18"/>
               </w:rPr>
-              <w:t xml:space="preserve">  Résultat : plus aucune MR mergeable sans approbation.</w:t>
-            </w:r>
-          </w:p>
-          <w:p>
-            <w:r>
-              <w:rPr>
-                <w:rFonts w:ascii="Consolas" w:cs="Consolas" w:eastAsia="Consolas" w:hAnsi="Consolas"/>
-                <w:sz w:val="18"/>
-                <w:szCs w:val="18"/>
-              </w:rPr>
-              <w:t xml:space="preserve">  Mesure hub 'MR sans approval' -&gt; tend vers 0.</w:t>
+              <w:t xml:space="preserve"> Résultat : plus aucune MR mergeable sans approbation.</w:t>
+            </w:r>
+          </w:p>
+          <w:p>
+            <w:r>
+              <w:rPr>
+                <w:rFonts w:ascii="Consolas" w:cs="Consolas" w:eastAsia="Consolas" w:hAnsi="Consolas"/>
+                <w:sz w:val="18"/>
+                <w:szCs w:val="18"/>
+              </w:rPr>
+              <w:t xml:space="preserve"> Mesure hub 'MR sans approval' -&gt; tend vers 0.</w:t>
             </w:r>
           </w:p>
         </w:tc>
